--- a/export/pieces/pitch-collab-technique-it.docx
+++ b/export/pieces/pitch-collab-technique-it.docx
@@ -34,6 +34,80 @@
       </w:pPr>
       <w:r>
         <w:t>Pitch pour un collègue technique</w:t>
+      </w:r>
+    </w:p>
+    <w:p>
+      <w:pPr>
+        <w:pStyle w:val="Heading2"/>
+      </w:pPr>
+      <w:r>
+        <w:t>Sommaire</w:t>
+      </w:r>
+    </w:p>
+    <w:p>
+      <w:pPr>
+        <w:pStyle w:val="ListBullet"/>
+      </w:pPr>
+      <w:r>
+        <w:rPr>
+          <w:b w:val="0"/>
+        </w:rPr>
+        <w:t>Le produit en trois couches</w:t>
+      </w:r>
+    </w:p>
+    <w:p>
+      <w:pPr>
+        <w:pStyle w:val="ListBullet"/>
+      </w:pPr>
+      <w:r>
+        <w:rPr>
+          <w:b w:val="0"/>
+        </w:rPr>
+        <w:t>Volumes, pour dimensionner</w:t>
+      </w:r>
+    </w:p>
+    <w:p>
+      <w:pPr>
+        <w:pStyle w:val="ListBullet"/>
+      </w:pPr>
+      <w:r>
+        <w:rPr>
+          <w:b w:val="0"/>
+        </w:rPr>
+        <w:t>Ce qu'il faut attaquer en premier, par ordre de risque</w:t>
+      </w:r>
+    </w:p>
+    <w:p>
+      <w:pPr>
+        <w:pStyle w:val="ListBullet"/>
+      </w:pPr>
+      <w:r>
+        <w:rPr>
+          <w:b w:val="0"/>
+        </w:rPr>
+        <w:t>Ce qu'on ne sait pas, et qu'il faut dire avant de coder</w:t>
+      </w:r>
+    </w:p>
+    <w:p>
+      <w:pPr>
+        <w:pStyle w:val="ListBullet"/>
+      </w:pPr>
+      <w:r>
+        <w:rPr>
+          <w:b w:val="0"/>
+        </w:rPr>
+        <w:t>Le test à trente jours, sans budget</w:t>
+      </w:r>
+    </w:p>
+    <w:p>
+      <w:pPr>
+        <w:pStyle w:val="ListBullet"/>
+      </w:pPr>
+      <w:r>
+        <w:rPr>
+          <w:b w:val="0"/>
+        </w:rPr>
+        <w:t>Ce qu'il me faut de toi</w:t>
       </w:r>
     </w:p>
     <w:p>
